--- a/course-2_semester-1/OTIS/ОТИСЛаба4.docx
+++ b/course-2_semester-1/OTIS/ОТИСЛаба4.docx
@@ -354,7 +354,21 @@
                 <w:rFonts w:ascii="Candara" w:hAnsi="Candara" w:cs="Segoe UI"/>
                 <w:color w:val="000000"/>
               </w:rPr>
-              <w:t>Выполнил студент группы 021701:</w:t>
+              <w:t xml:space="preserve">Выполнил студент группы </w:t>
+            </w:r>
+            <w:r>
+              <w:rPr>
+                <w:rFonts w:ascii="Candara" w:hAnsi="Candara" w:cs="Segoe UI"/>
+                <w:color w:val="000000"/>
+              </w:rPr>
+              <w:t>3</w:t>
+            </w:r>
+            <w:r>
+              <w:rPr>
+                <w:rFonts w:ascii="Candara" w:hAnsi="Candara" w:cs="Segoe UI"/>
+                <w:color w:val="000000"/>
+              </w:rPr>
+              <w:t>21701:</w:t>
             </w:r>
           </w:p>
         </w:tc>
@@ -588,21 +602,64 @@
       <w:pPr>
         <w:pStyle w:val="af6"/>
         <w:spacing w:before="0" w:beforeAutospacing="0" w:after="0" w:afterAutospacing="0"/>
-        <w:jc w:val="center"/>
+        <w:ind w:left="3540" w:firstLine="708"/>
         <w:rPr>
           <w:rFonts w:ascii="Candara" w:hAnsi="Candara" w:cs="Segoe UI"/>
           <w:b/>
           <w:bCs/>
           <w:color w:val="000000"/>
-        </w:rPr>
-      </w:pPr>
-      <w:r>
+          <w:sz w:val="28"/>
+        </w:rPr>
+      </w:pPr>
+    </w:p>
+    <w:p>
+      <w:pPr>
+        <w:pStyle w:val="af6"/>
+        <w:spacing w:before="0" w:beforeAutospacing="0" w:after="0" w:afterAutospacing="0"/>
+        <w:ind w:left="3540" w:firstLine="708"/>
         <w:rPr>
           <w:rFonts w:ascii="Candara" w:hAnsi="Candara" w:cs="Segoe UI"/>
           <w:b/>
           <w:bCs/>
           <w:color w:val="000000"/>
-        </w:rPr>
+          <w:sz w:val="28"/>
+        </w:rPr>
+      </w:pPr>
+    </w:p>
+    <w:p>
+      <w:pPr>
+        <w:pStyle w:val="af6"/>
+        <w:spacing w:before="0" w:beforeAutospacing="0" w:after="0" w:afterAutospacing="0"/>
+        <w:ind w:left="3540" w:firstLine="708"/>
+        <w:rPr>
+          <w:rFonts w:ascii="Candara" w:hAnsi="Candara" w:cs="Segoe UI"/>
+          <w:b/>
+          <w:bCs/>
+          <w:color w:val="000000"/>
+          <w:sz w:val="28"/>
+        </w:rPr>
+      </w:pPr>
+    </w:p>
+    <w:p>
+      <w:pPr>
+        <w:pStyle w:val="af6"/>
+        <w:spacing w:before="0" w:beforeAutospacing="0" w:after="0" w:afterAutospacing="0"/>
+        <w:jc w:val="center"/>
+        <w:rPr>
+          <w:rFonts w:ascii="Candara" w:hAnsi="Candara" w:cs="Segoe UI"/>
+          <w:b/>
+          <w:bCs/>
+          <w:color w:val="000000"/>
+        </w:rPr>
+      </w:pPr>
+      <w:r>
+        <w:rPr>
+          <w:rFonts w:ascii="Candara" w:hAnsi="Candara" w:cs="Segoe UI"/>
+          <w:b/>
+          <w:bCs/>
+          <w:color w:val="000000"/>
+        </w:rPr>
+        <w:lastRenderedPageBreak/>
         <w:t>Система «</w:t>
       </w:r>
       <w:r>
@@ -1010,23 +1067,7 @@
           <w:bCs/>
           <w:color w:val="000000"/>
         </w:rPr>
-        <w:t>Т</w:t>
-      </w:r>
-      <w:r>
-        <w:rPr>
-          <w:rFonts w:ascii="Candara" w:hAnsi="Candara" w:cs="Segoe UI"/>
-          <w:bCs/>
-          <w:color w:val="000000"/>
-        </w:rPr>
-        <w:t>ип швейной машины</w:t>
-      </w:r>
-      <w:r>
-        <w:rPr>
-          <w:rFonts w:ascii="Candara" w:hAnsi="Candara" w:cs="Segoe UI"/>
-          <w:bCs/>
-          <w:color w:val="000000"/>
-        </w:rPr>
-        <w:t xml:space="preserve"> и у</w:t>
+        <w:t>Тип швейной машины и у</w:t>
       </w:r>
       <w:r>
         <w:rPr>
@@ -1059,23 +1100,7 @@
           <w:bCs/>
           <w:color w:val="000000"/>
         </w:rPr>
-        <w:t>Т</w:t>
-      </w:r>
-      <w:r>
-        <w:rPr>
-          <w:rFonts w:ascii="Candara" w:hAnsi="Candara" w:cs="Segoe UI"/>
-          <w:bCs/>
-          <w:color w:val="000000"/>
-        </w:rPr>
-        <w:t>ип швейной машины</w:t>
-      </w:r>
-      <w:r>
-        <w:rPr>
-          <w:rFonts w:ascii="Candara" w:hAnsi="Candara" w:cs="Segoe UI"/>
-          <w:bCs/>
-          <w:color w:val="000000"/>
-        </w:rPr>
-        <w:t xml:space="preserve"> и д</w:t>
+        <w:t>Тип швейной машины и д</w:t>
       </w:r>
       <w:r>
         <w:rPr>
@@ -1209,15 +1234,7 @@
           <w:bCs/>
           <w:color w:val="000000"/>
         </w:rPr>
-        <w:t>К</w:t>
-      </w:r>
-      <w:r>
-        <w:rPr>
-          <w:rFonts w:ascii="Candara" w:hAnsi="Candara" w:cs="Segoe UI"/>
-          <w:bCs/>
-          <w:color w:val="000000"/>
-        </w:rPr>
-        <w:t>оличество стежков и цена</w:t>
+        <w:t>Количество стежков и цена</w:t>
       </w:r>
     </w:p>
     <w:p>
@@ -1441,15 +1458,7 @@
           <w:bCs/>
           <w:color w:val="000000"/>
         </w:rPr>
-        <w:t xml:space="preserve"> тем скорее всего машина будет дольше служить за счет более качественных комплектующих. </w:t>
-      </w:r>
-      <w:r>
-        <w:rPr>
-          <w:rFonts w:ascii="Candara" w:hAnsi="Candara" w:cs="Segoe UI"/>
-          <w:bCs/>
-          <w:color w:val="000000"/>
-        </w:rPr>
-        <w:t>Положительный коэффициент.</w:t>
+        <w:t xml:space="preserve"> тем скорее всего машина будет дольше служить за счет более качественных комплектующих. Положительный коэффициент.</w:t>
       </w:r>
     </w:p>
     <w:p>
@@ -1765,6 +1774,7 @@
           <w:sz w:val="28"/>
           <w:szCs w:val="28"/>
         </w:rPr>
+        <w:lastRenderedPageBreak/>
         <w:t>Т</w:t>
       </w:r>
       <w:r>
@@ -1837,7 +1847,6 @@
           <w:sz w:val="24"/>
           <w:szCs w:val="24"/>
         </w:rPr>
-        <w:lastRenderedPageBreak/>
         <w:tab/>
       </w:r>
       <w:r>
@@ -1891,23 +1900,7 @@
           <w:bCs/>
           <w:color w:val="000000"/>
         </w:rPr>
-        <w:t>Т</w:t>
-      </w:r>
-      <w:r>
-        <w:rPr>
-          <w:rFonts w:ascii="Candara" w:hAnsi="Candara" w:cs="Segoe UI"/>
-          <w:bCs/>
-          <w:color w:val="000000"/>
-        </w:rPr>
-        <w:t>ип швейной машины и</w:t>
-      </w:r>
-      <w:r>
-        <w:rPr>
-          <w:rFonts w:ascii="Candara" w:hAnsi="Candara" w:cs="Segoe UI"/>
-          <w:bCs/>
-          <w:color w:val="000000"/>
-        </w:rPr>
-        <w:t xml:space="preserve"> дополнительные функции</w:t>
+        <w:t>Тип швейной машины и дополнительные функции</w:t>
       </w:r>
     </w:p>
     <w:p>
@@ -1993,14 +1986,7 @@
           <w:rFonts w:ascii="Candara" w:hAnsi="Candara" w:cs="Segoe UI"/>
           <w:color w:val="000000"/>
         </w:rPr>
-        <w:t>Коэффициент положительный</w:t>
-      </w:r>
-      <w:r>
-        <w:rPr>
-          <w:rFonts w:ascii="Candara" w:hAnsi="Candara" w:cs="Segoe UI"/>
-          <w:color w:val="000000"/>
-        </w:rPr>
-        <w:t>.</w:t>
+        <w:t>Коэффициент положительный.</w:t>
       </w:r>
     </w:p>
     <w:p>
@@ -2117,14 +2103,7 @@
           <w:rFonts w:ascii="Candara" w:hAnsi="Candara" w:cs="Segoe UI"/>
           <w:color w:val="000000"/>
         </w:rPr>
-        <w:t xml:space="preserve"> </w:t>
-      </w:r>
-      <w:r>
-        <w:rPr>
-          <w:rFonts w:ascii="Candara" w:hAnsi="Candara" w:cs="Segoe UI"/>
-          <w:color w:val="000000"/>
-        </w:rPr>
-        <w:t>Коэффициент положительный.</w:t>
+        <w:t xml:space="preserve"> Коэффициент положительный.</w:t>
       </w:r>
     </w:p>
     <w:p>
@@ -2166,7 +2145,23 @@
           <w:bCs/>
           <w:color w:val="000000"/>
         </w:rPr>
-        <w:t>Коэффициент – (0,</w:t>
+        <w:t>Коэффициент – (</w:t>
+      </w:r>
+      <w:r>
+        <w:rPr>
+          <w:rFonts w:ascii="Candara" w:hAnsi="Candara" w:cs="Segoe UI"/>
+          <w:bCs/>
+          <w:color w:val="000000"/>
+        </w:rPr>
+        <w:t>-</w:t>
+      </w:r>
+      <w:r>
+        <w:rPr>
+          <w:rFonts w:ascii="Candara" w:hAnsi="Candara" w:cs="Segoe UI"/>
+          <w:bCs/>
+          <w:color w:val="000000"/>
+        </w:rPr>
+        <w:t>0,</w:t>
       </w:r>
       <w:r>
         <w:rPr>
@@ -2224,21 +2219,7 @@
           <w:rFonts w:ascii="Candara" w:hAnsi="Candara" w:cs="Segoe UI"/>
           <w:color w:val="000000"/>
         </w:rPr>
-        <w:t xml:space="preserve">Коэффициент </w:t>
-      </w:r>
-      <w:r>
-        <w:rPr>
-          <w:rFonts w:ascii="Candara" w:hAnsi="Candara" w:cs="Segoe UI"/>
-          <w:color w:val="000000"/>
-        </w:rPr>
-        <w:t>отрицательный</w:t>
-      </w:r>
-      <w:r>
-        <w:rPr>
-          <w:rFonts w:ascii="Candara" w:hAnsi="Candara" w:cs="Segoe UI"/>
-          <w:color w:val="000000"/>
-        </w:rPr>
-        <w:t>.</w:t>
+        <w:t>Коэффициент отрицательный.</w:t>
       </w:r>
     </w:p>
     <w:p>
@@ -3383,6 +3364,210 @@
         <mc:AlternateContent>
           <mc:Choice Requires="wps">
             <w:drawing>
+              <wp:anchor distT="45720" distB="45720" distL="114300" distR="114300" simplePos="0" relativeHeight="251702272" behindDoc="0" locked="0" layoutInCell="1" allowOverlap="1" wp14:anchorId="50E66705" wp14:editId="7F86E91E">
+                <wp:simplePos x="0" y="0"/>
+                <wp:positionH relativeFrom="margin">
+                  <wp:posOffset>144780</wp:posOffset>
+                </wp:positionH>
+                <wp:positionV relativeFrom="paragraph">
+                  <wp:posOffset>991235</wp:posOffset>
+                </wp:positionV>
+                <wp:extent cx="476885" cy="297180"/>
+                <wp:effectExtent l="0" t="0" r="18415" b="26670"/>
+                <wp:wrapSquare wrapText="bothSides"/>
+                <wp:docPr id="983714664" name="Надпись 2"/>
+                <wp:cNvGraphicFramePr>
+                  <a:graphicFrameLocks xmlns:a="http://schemas.openxmlformats.org/drawingml/2006/main"/>
+                </wp:cNvGraphicFramePr>
+                <a:graphic xmlns:a="http://schemas.openxmlformats.org/drawingml/2006/main">
+                  <a:graphicData uri="http://schemas.microsoft.com/office/word/2010/wordprocessingShape">
+                    <wps:wsp>
+                      <wps:cNvSpPr txBox="1">
+                        <a:spLocks noChangeArrowheads="1"/>
+                      </wps:cNvSpPr>
+                      <wps:spPr bwMode="auto">
+                        <a:xfrm>
+                          <a:off x="0" y="0"/>
+                          <a:ext cx="476885" cy="297180"/>
+                        </a:xfrm>
+                        <a:prstGeom prst="rect">
+                          <a:avLst/>
+                        </a:prstGeom>
+                        <a:solidFill>
+                          <a:srgbClr val="FFFFFF"/>
+                        </a:solidFill>
+                        <a:ln w="9525">
+                          <a:solidFill>
+                            <a:srgbClr val="000000"/>
+                          </a:solidFill>
+                          <a:miter lim="800000"/>
+                          <a:headEnd/>
+                          <a:tailEnd/>
+                        </a:ln>
+                      </wps:spPr>
+                      <wps:txbx>
+                        <w:txbxContent>
+                          <w:p>
+                            <w:r>
+                              <w:t>-</w:t>
+                            </w:r>
+                            <w:r>
+                              <w:t>0,1</w:t>
+                            </w:r>
+                            <w:r>
+                              <w:rPr>
+                                <w:noProof/>
+                              </w:rPr>
+                              <w:drawing>
+                                <wp:inline distT="0" distB="0" distL="0" distR="0" wp14:anchorId="17C31E7E" wp14:editId="337589B6">
+                                  <wp:extent cx="195580" cy="35560"/>
+                                  <wp:effectExtent l="0" t="0" r="0" b="0"/>
+                                  <wp:docPr id="2016827702" name="Рисунок 4"/>
+                                  <wp:cNvGraphicFramePr>
+                                    <a:graphicFrameLocks xmlns:a="http://schemas.openxmlformats.org/drawingml/2006/main" noChangeAspect="1"/>
+                                  </wp:cNvGraphicFramePr>
+                                  <a:graphic xmlns:a="http://schemas.openxmlformats.org/drawingml/2006/main">
+                                    <a:graphicData uri="http://schemas.openxmlformats.org/drawingml/2006/picture">
+                                      <pic:pic xmlns:pic="http://schemas.openxmlformats.org/drawingml/2006/picture">
+                                        <pic:nvPicPr>
+                                          <pic:cNvPr id="0" name="Picture 1"/>
+                                          <pic:cNvPicPr>
+                                            <a:picLocks noChangeAspect="1" noChangeArrowheads="1"/>
+                                          </pic:cNvPicPr>
+                                        </pic:nvPicPr>
+                                        <pic:blipFill>
+                                          <a:blip r:embed="rId8">
+                                            <a:extLst>
+                                              <a:ext uri="{28A0092B-C50C-407E-A947-70E740481C1C}">
+                                                <a14:useLocalDpi xmlns:a14="http://schemas.microsoft.com/office/drawing/2010/main" val="0"/>
+                                              </a:ext>
+                                            </a:extLst>
+                                          </a:blip>
+                                          <a:srcRect/>
+                                          <a:stretch>
+                                            <a:fillRect/>
+                                          </a:stretch>
+                                        </pic:blipFill>
+                                        <pic:spPr bwMode="auto">
+                                          <a:xfrm>
+                                            <a:off x="0" y="0"/>
+                                            <a:ext cx="195580" cy="35560"/>
+                                          </a:xfrm>
+                                          <a:prstGeom prst="rect">
+                                            <a:avLst/>
+                                          </a:prstGeom>
+                                          <a:noFill/>
+                                          <a:ln>
+                                            <a:noFill/>
+                                          </a:ln>
+                                        </pic:spPr>
+                                      </pic:pic>
+                                    </a:graphicData>
+                                  </a:graphic>
+                                </wp:inline>
+                              </w:drawing>
+                            </w:r>
+                          </w:p>
+                        </w:txbxContent>
+                      </wps:txbx>
+                      <wps:bodyPr rot="0" vert="horz" wrap="square" lIns="91440" tIns="45720" rIns="91440" bIns="45720" anchor="t" anchorCtr="0">
+                        <a:noAutofit/>
+                      </wps:bodyPr>
+                    </wps:wsp>
+                  </a:graphicData>
+                </a:graphic>
+                <wp14:sizeRelH relativeFrom="margin">
+                  <wp14:pctWidth>0</wp14:pctWidth>
+                </wp14:sizeRelH>
+                <wp14:sizeRelV relativeFrom="margin">
+                  <wp14:pctHeight>0</wp14:pctHeight>
+                </wp14:sizeRelV>
+              </wp:anchor>
+            </w:drawing>
+          </mc:Choice>
+          <mc:Fallback>
+            <w:pict>
+              <v:shape w14:anchorId="50E66705" id="_x0000_s1034" type="#_x0000_t202" style="position:absolute;left:0;text-align:left;margin-left:11.4pt;margin-top:78.05pt;width:37.55pt;height:23.4pt;z-index:251702272;visibility:visible;mso-wrap-style:square;mso-width-percent:0;mso-height-percent:0;mso-wrap-distance-left:9pt;mso-wrap-distance-top:3.6pt;mso-wrap-distance-right:9pt;mso-wrap-distance-bottom:3.6pt;mso-position-horizontal:absolute;mso-position-horizontal-relative:margin;mso-position-vertical:absolute;mso-position-vertical-relative:text;mso-width-percent:0;mso-height-percent:0;mso-width-relative:margin;mso-height-relative:margin;v-text-anchor:top" o:gfxdata="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">
+                <v:textbox>
+                  <w:txbxContent>
+                    <w:p>
+                      <w:r>
+                        <w:t>-</w:t>
+                      </w:r>
+                      <w:r>
+                        <w:t>0,1</w:t>
+                      </w:r>
+                      <w:r>
+                        <w:rPr>
+                          <w:noProof/>
+                        </w:rPr>
+                        <w:drawing>
+                          <wp:inline distT="0" distB="0" distL="0" distR="0" wp14:anchorId="17C31E7E" wp14:editId="337589B6">
+                            <wp:extent cx="195580" cy="35560"/>
+                            <wp:effectExtent l="0" t="0" r="0" b="0"/>
+                            <wp:docPr id="2016827702" name="Рисунок 4"/>
+                            <wp:cNvGraphicFramePr>
+                              <a:graphicFrameLocks xmlns:a="http://schemas.openxmlformats.org/drawingml/2006/main" noChangeAspect="1"/>
+                            </wp:cNvGraphicFramePr>
+                            <a:graphic xmlns:a="http://schemas.openxmlformats.org/drawingml/2006/main">
+                              <a:graphicData uri="http://schemas.openxmlformats.org/drawingml/2006/picture">
+                                <pic:pic xmlns:pic="http://schemas.openxmlformats.org/drawingml/2006/picture">
+                                  <pic:nvPicPr>
+                                    <pic:cNvPr id="0" name="Picture 1"/>
+                                    <pic:cNvPicPr>
+                                      <a:picLocks noChangeAspect="1" noChangeArrowheads="1"/>
+                                    </pic:cNvPicPr>
+                                  </pic:nvPicPr>
+                                  <pic:blipFill>
+                                    <a:blip r:embed="rId8">
+                                      <a:extLst>
+                                        <a:ext uri="{28A0092B-C50C-407E-A947-70E740481C1C}">
+                                          <a14:useLocalDpi xmlns:a14="http://schemas.microsoft.com/office/drawing/2010/main" val="0"/>
+                                        </a:ext>
+                                      </a:extLst>
+                                    </a:blip>
+                                    <a:srcRect/>
+                                    <a:stretch>
+                                      <a:fillRect/>
+                                    </a:stretch>
+                                  </pic:blipFill>
+                                  <pic:spPr bwMode="auto">
+                                    <a:xfrm>
+                                      <a:off x="0" y="0"/>
+                                      <a:ext cx="195580" cy="35560"/>
+                                    </a:xfrm>
+                                    <a:prstGeom prst="rect">
+                                      <a:avLst/>
+                                    </a:prstGeom>
+                                    <a:noFill/>
+                                    <a:ln>
+                                      <a:noFill/>
+                                    </a:ln>
+                                  </pic:spPr>
+                                </pic:pic>
+                              </a:graphicData>
+                            </a:graphic>
+                          </wp:inline>
+                        </w:drawing>
+                      </w:r>
+                    </w:p>
+                  </w:txbxContent>
+                </v:textbox>
+                <w10:wrap type="square" anchorx="margin"/>
+              </v:shape>
+            </w:pict>
+          </mc:Fallback>
+        </mc:AlternateContent>
+      </w:r>
+      <w:r>
+        <w:rPr>
+          <w:rFonts w:ascii="Candara" w:hAnsi="Candara" w:cs="Segoe UI"/>
+          <w:noProof/>
+          <w:color w:val="000000"/>
+        </w:rPr>
+        <mc:AlternateContent>
+          <mc:Choice Requires="wps">
+            <w:drawing>
               <wp:anchor distT="45720" distB="45720" distL="114300" distR="114300" simplePos="0" relativeHeight="251706368" behindDoc="0" locked="0" layoutInCell="1" allowOverlap="1" wp14:anchorId="518B046D" wp14:editId="788ACF53">
                 <wp:simplePos x="0" y="0"/>
                 <wp:positionH relativeFrom="margin">
@@ -3428,10 +3613,7 @@
                         <w:txbxContent>
                           <w:p>
                             <w:r>
-                              <w:t>0,</w:t>
-                            </w:r>
-                            <w:r>
-                              <w:t>4</w:t>
+                              <w:t>0,4</w:t>
                             </w:r>
                             <w:r>
                               <w:rPr>
@@ -3506,15 +3688,12 @@
           </mc:Choice>
           <mc:Fallback>
             <w:pict>
-              <v:shape w14:anchorId="518B046D" id="_x0000_s1034" type="#_x0000_t202" style="position:absolute;left:0;text-align:left;margin-left:219.8pt;margin-top:126.8pt;width:32.15pt;height:18.5pt;z-index:251706368;visibility:visible;mso-wrap-style:square;mso-width-percent:0;mso-height-percent:0;mso-wrap-distance-left:9pt;mso-wrap-distance-top:3.6pt;mso-wrap-distance-right:9pt;mso-wrap-distance-bottom:3.6pt;mso-position-horizontal:absolute;mso-position-horizontal-relative:margin;mso-position-vertical:absolute;mso-position-vertical-relative:text;mso-width-percent:0;mso-height-percent:0;mso-width-relative:margin;mso-height-relative:margin;v-text-anchor:top" o:gfxdata="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">
+              <v:shape w14:anchorId="518B046D" id="_x0000_s1035" type="#_x0000_t202" style="position:absolute;left:0;text-align:left;margin-left:219.8pt;margin-top:126.8pt;width:32.15pt;height:18.5pt;z-index:251706368;visibility:visible;mso-wrap-style:square;mso-width-percent:0;mso-height-percent:0;mso-wrap-distance-left:9pt;mso-wrap-distance-top:3.6pt;mso-wrap-distance-right:9pt;mso-wrap-distance-bottom:3.6pt;mso-position-horizontal:absolute;mso-position-horizontal-relative:margin;mso-position-vertical:absolute;mso-position-vertical-relative:text;mso-width-percent:0;mso-height-percent:0;mso-width-relative:margin;mso-height-relative:margin;v-text-anchor:top" o:gfxdata="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">
                 <v:textbox>
                   <w:txbxContent>
                     <w:p>
                       <w:r>
-                        <w:t>0,</w:t>
-                      </w:r>
-                      <w:r>
-                        <w:t>4</w:t>
+                        <w:t>0,4</w:t>
                       </w:r>
                       <w:r>
                         <w:rPr>
@@ -3587,7 +3766,7 @@
         <mc:AlternateContent>
           <mc:Choice Requires="wps">
             <w:drawing>
-              <wp:anchor distT="45720" distB="45720" distL="114300" distR="114300" simplePos="0" relativeHeight="251704320" behindDoc="0" locked="0" layoutInCell="1" allowOverlap="1" wp14:anchorId="260F1DA0" wp14:editId="4B304FEB">
+              <wp:anchor distT="45720" distB="45720" distL="114300" distR="114300" simplePos="0" relativeHeight="251704320" behindDoc="0" locked="0" layoutInCell="1" allowOverlap="1" wp14:anchorId="260F1DA0" wp14:editId="648641A5">
                 <wp:simplePos x="0" y="0"/>
                 <wp:positionH relativeFrom="margin">
                   <wp:posOffset>1877060</wp:posOffset>
@@ -3707,7 +3886,7 @@
           </mc:Choice>
           <mc:Fallback>
             <w:pict>
-              <v:shape w14:anchorId="260F1DA0" id="_x0000_s1035" type="#_x0000_t202" style="position:absolute;left:0;text-align:left;margin-left:147.8pt;margin-top:191.7pt;width:29.45pt;height:19pt;z-index:251704320;visibility:visible;mso-wrap-style:square;mso-width-percent:0;mso-height-percent:0;mso-wrap-distance-left:9pt;mso-wrap-distance-top:3.6pt;mso-wrap-distance-right:9pt;mso-wrap-distance-bottom:3.6pt;mso-position-horizontal:absolute;mso-position-horizontal-relative:margin;mso-position-vertical:absolute;mso-position-vertical-relative:text;mso-width-percent:0;mso-height-percent:0;mso-width-relative:margin;mso-height-relative:margin;v-text-anchor:top" o:gfxdata="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">
+              <v:shape w14:anchorId="260F1DA0" id="_x0000_s1036" type="#_x0000_t202" style="position:absolute;left:0;text-align:left;margin-left:147.8pt;margin-top:191.7pt;width:29.45pt;height:19pt;z-index:251704320;visibility:visible;mso-wrap-style:square;mso-width-percent:0;mso-height-percent:0;mso-wrap-distance-left:9pt;mso-wrap-distance-top:3.6pt;mso-wrap-distance-right:9pt;mso-wrap-distance-bottom:3.6pt;mso-position-horizontal:absolute;mso-position-horizontal-relative:margin;mso-position-vertical:absolute;mso-position-vertical-relative:text;mso-width-percent:0;mso-height-percent:0;mso-width-relative:margin;mso-height-relative:margin;v-text-anchor:top" o:gfxdata="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">
                 <v:textbox>
                   <w:txbxContent>
                     <w:p>
@@ -3785,204 +3964,6 @@
         <mc:AlternateContent>
           <mc:Choice Requires="wps">
             <w:drawing>
-              <wp:anchor distT="45720" distB="45720" distL="114300" distR="114300" simplePos="0" relativeHeight="251702272" behindDoc="0" locked="0" layoutInCell="1" allowOverlap="1" wp14:anchorId="50E66705" wp14:editId="2745395E">
-                <wp:simplePos x="0" y="0"/>
-                <wp:positionH relativeFrom="margin">
-                  <wp:posOffset>221615</wp:posOffset>
-                </wp:positionH>
-                <wp:positionV relativeFrom="paragraph">
-                  <wp:posOffset>993775</wp:posOffset>
-                </wp:positionV>
-                <wp:extent cx="400685" cy="297180"/>
-                <wp:effectExtent l="0" t="0" r="18415" b="26670"/>
-                <wp:wrapSquare wrapText="bothSides"/>
-                <wp:docPr id="983714664" name="Надпись 2"/>
-                <wp:cNvGraphicFramePr>
-                  <a:graphicFrameLocks xmlns:a="http://schemas.openxmlformats.org/drawingml/2006/main"/>
-                </wp:cNvGraphicFramePr>
-                <a:graphic xmlns:a="http://schemas.openxmlformats.org/drawingml/2006/main">
-                  <a:graphicData uri="http://schemas.microsoft.com/office/word/2010/wordprocessingShape">
-                    <wps:wsp>
-                      <wps:cNvSpPr txBox="1">
-                        <a:spLocks noChangeArrowheads="1"/>
-                      </wps:cNvSpPr>
-                      <wps:spPr bwMode="auto">
-                        <a:xfrm>
-                          <a:off x="0" y="0"/>
-                          <a:ext cx="400685" cy="297180"/>
-                        </a:xfrm>
-                        <a:prstGeom prst="rect">
-                          <a:avLst/>
-                        </a:prstGeom>
-                        <a:solidFill>
-                          <a:srgbClr val="FFFFFF"/>
-                        </a:solidFill>
-                        <a:ln w="9525">
-                          <a:solidFill>
-                            <a:srgbClr val="000000"/>
-                          </a:solidFill>
-                          <a:miter lim="800000"/>
-                          <a:headEnd/>
-                          <a:tailEnd/>
-                        </a:ln>
-                      </wps:spPr>
-                      <wps:txbx>
-                        <w:txbxContent>
-                          <w:p>
-                            <w:r>
-                              <w:t>0,1</w:t>
-                            </w:r>
-                            <w:r>
-                              <w:rPr>
-                                <w:noProof/>
-                              </w:rPr>
-                              <w:drawing>
-                                <wp:inline distT="0" distB="0" distL="0" distR="0" wp14:anchorId="17C31E7E" wp14:editId="337589B6">
-                                  <wp:extent cx="195580" cy="35560"/>
-                                  <wp:effectExtent l="0" t="0" r="0" b="0"/>
-                                  <wp:docPr id="2016827702" name="Рисунок 4"/>
-                                  <wp:cNvGraphicFramePr>
-                                    <a:graphicFrameLocks xmlns:a="http://schemas.openxmlformats.org/drawingml/2006/main" noChangeAspect="1"/>
-                                  </wp:cNvGraphicFramePr>
-                                  <a:graphic xmlns:a="http://schemas.openxmlformats.org/drawingml/2006/main">
-                                    <a:graphicData uri="http://schemas.openxmlformats.org/drawingml/2006/picture">
-                                      <pic:pic xmlns:pic="http://schemas.openxmlformats.org/drawingml/2006/picture">
-                                        <pic:nvPicPr>
-                                          <pic:cNvPr id="0" name="Picture 1"/>
-                                          <pic:cNvPicPr>
-                                            <a:picLocks noChangeAspect="1" noChangeArrowheads="1"/>
-                                          </pic:cNvPicPr>
-                                        </pic:nvPicPr>
-                                        <pic:blipFill>
-                                          <a:blip r:embed="rId8">
-                                            <a:extLst>
-                                              <a:ext uri="{28A0092B-C50C-407E-A947-70E740481C1C}">
-                                                <a14:useLocalDpi xmlns:a14="http://schemas.microsoft.com/office/drawing/2010/main" val="0"/>
-                                              </a:ext>
-                                            </a:extLst>
-                                          </a:blip>
-                                          <a:srcRect/>
-                                          <a:stretch>
-                                            <a:fillRect/>
-                                          </a:stretch>
-                                        </pic:blipFill>
-                                        <pic:spPr bwMode="auto">
-                                          <a:xfrm>
-                                            <a:off x="0" y="0"/>
-                                            <a:ext cx="195580" cy="35560"/>
-                                          </a:xfrm>
-                                          <a:prstGeom prst="rect">
-                                            <a:avLst/>
-                                          </a:prstGeom>
-                                          <a:noFill/>
-                                          <a:ln>
-                                            <a:noFill/>
-                                          </a:ln>
-                                        </pic:spPr>
-                                      </pic:pic>
-                                    </a:graphicData>
-                                  </a:graphic>
-                                </wp:inline>
-                              </w:drawing>
-                            </w:r>
-                          </w:p>
-                        </w:txbxContent>
-                      </wps:txbx>
-                      <wps:bodyPr rot="0" vert="horz" wrap="square" lIns="91440" tIns="45720" rIns="91440" bIns="45720" anchor="t" anchorCtr="0">
-                        <a:noAutofit/>
-                      </wps:bodyPr>
-                    </wps:wsp>
-                  </a:graphicData>
-                </a:graphic>
-                <wp14:sizeRelH relativeFrom="margin">
-                  <wp14:pctWidth>0</wp14:pctWidth>
-                </wp14:sizeRelH>
-                <wp14:sizeRelV relativeFrom="margin">
-                  <wp14:pctHeight>0</wp14:pctHeight>
-                </wp14:sizeRelV>
-              </wp:anchor>
-            </w:drawing>
-          </mc:Choice>
-          <mc:Fallback>
-            <w:pict>
-              <v:shape w14:anchorId="50E66705" id="_x0000_s1036" type="#_x0000_t202" style="position:absolute;left:0;text-align:left;margin-left:17.45pt;margin-top:78.25pt;width:31.55pt;height:23.4pt;z-index:251702272;visibility:visible;mso-wrap-style:square;mso-width-percent:0;mso-height-percent:0;mso-wrap-distance-left:9pt;mso-wrap-distance-top:3.6pt;mso-wrap-distance-right:9pt;mso-wrap-distance-bottom:3.6pt;mso-position-horizontal:absolute;mso-position-horizontal-relative:margin;mso-position-vertical:absolute;mso-position-vertical-relative:text;mso-width-percent:0;mso-height-percent:0;mso-width-relative:margin;mso-height-relative:margin;v-text-anchor:top" o:gfxdata="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">
-                <v:textbox>
-                  <w:txbxContent>
-                    <w:p>
-                      <w:r>
-                        <w:t>0,1</w:t>
-                      </w:r>
-                      <w:r>
-                        <w:rPr>
-                          <w:noProof/>
-                        </w:rPr>
-                        <w:drawing>
-                          <wp:inline distT="0" distB="0" distL="0" distR="0" wp14:anchorId="17C31E7E" wp14:editId="337589B6">
-                            <wp:extent cx="195580" cy="35560"/>
-                            <wp:effectExtent l="0" t="0" r="0" b="0"/>
-                            <wp:docPr id="2016827702" name="Рисунок 4"/>
-                            <wp:cNvGraphicFramePr>
-                              <a:graphicFrameLocks xmlns:a="http://schemas.openxmlformats.org/drawingml/2006/main" noChangeAspect="1"/>
-                            </wp:cNvGraphicFramePr>
-                            <a:graphic xmlns:a="http://schemas.openxmlformats.org/drawingml/2006/main">
-                              <a:graphicData uri="http://schemas.openxmlformats.org/drawingml/2006/picture">
-                                <pic:pic xmlns:pic="http://schemas.openxmlformats.org/drawingml/2006/picture">
-                                  <pic:nvPicPr>
-                                    <pic:cNvPr id="0" name="Picture 1"/>
-                                    <pic:cNvPicPr>
-                                      <a:picLocks noChangeAspect="1" noChangeArrowheads="1"/>
-                                    </pic:cNvPicPr>
-                                  </pic:nvPicPr>
-                                  <pic:blipFill>
-                                    <a:blip r:embed="rId8">
-                                      <a:extLst>
-                                        <a:ext uri="{28A0092B-C50C-407E-A947-70E740481C1C}">
-                                          <a14:useLocalDpi xmlns:a14="http://schemas.microsoft.com/office/drawing/2010/main" val="0"/>
-                                        </a:ext>
-                                      </a:extLst>
-                                    </a:blip>
-                                    <a:srcRect/>
-                                    <a:stretch>
-                                      <a:fillRect/>
-                                    </a:stretch>
-                                  </pic:blipFill>
-                                  <pic:spPr bwMode="auto">
-                                    <a:xfrm>
-                                      <a:off x="0" y="0"/>
-                                      <a:ext cx="195580" cy="35560"/>
-                                    </a:xfrm>
-                                    <a:prstGeom prst="rect">
-                                      <a:avLst/>
-                                    </a:prstGeom>
-                                    <a:noFill/>
-                                    <a:ln>
-                                      <a:noFill/>
-                                    </a:ln>
-                                  </pic:spPr>
-                                </pic:pic>
-                              </a:graphicData>
-                            </a:graphic>
-                          </wp:inline>
-                        </w:drawing>
-                      </w:r>
-                    </w:p>
-                  </w:txbxContent>
-                </v:textbox>
-                <w10:wrap type="square" anchorx="margin"/>
-              </v:shape>
-            </w:pict>
-          </mc:Fallback>
-        </mc:AlternateContent>
-      </w:r>
-      <w:r>
-        <w:rPr>
-          <w:rFonts w:ascii="Candara" w:hAnsi="Candara" w:cs="Segoe UI"/>
-          <w:noProof/>
-          <w:color w:val="000000"/>
-        </w:rPr>
-        <mc:AlternateContent>
-          <mc:Choice Requires="wps">
-            <w:drawing>
               <wp:anchor distT="45720" distB="45720" distL="114300" distR="114300" simplePos="0" relativeHeight="251700224" behindDoc="0" locked="0" layoutInCell="1" allowOverlap="1" wp14:anchorId="079327EB" wp14:editId="096103F2">
                 <wp:simplePos x="0" y="0"/>
                 <wp:positionH relativeFrom="margin">
@@ -4028,10 +4009,7 @@
                         <w:txbxContent>
                           <w:p>
                             <w:r>
-                              <w:t>0,</w:t>
-                            </w:r>
-                            <w:r>
-                              <w:t>2</w:t>
+                              <w:t>0,2</w:t>
                             </w:r>
                             <w:r>
                               <w:rPr>
@@ -4111,10 +4089,7 @@
                   <w:txbxContent>
                     <w:p>
                       <w:r>
-                        <w:t>0,</w:t>
-                      </w:r>
-                      <w:r>
-                        <w:t>2</w:t>
+                        <w:t>0,2</w:t>
                       </w:r>
                       <w:r>
                         <w:rPr>
@@ -4818,10 +4793,7 @@
                         <w:txbxContent>
                           <w:p>
                             <w:r>
-                              <w:t>0,</w:t>
-                            </w:r>
-                            <w:r>
-                              <w:t>3</w:t>
+                              <w:t>0,3</w:t>
                             </w:r>
                             <w:r>
                               <w:rPr>
@@ -4901,10 +4873,7 @@
                   <w:txbxContent>
                     <w:p>
                       <w:r>
-                        <w:t>0,</w:t>
-                      </w:r>
-                      <w:r>
-                        <w:t>3</w:t>
+                        <w:t>0,3</w:t>
                       </w:r>
                       <w:r>
                         <w:rPr>
